--- a/livrables/lecons/2026-09-08_lecon-dzogchen_15_longchenpa-sept-tresors.docx
+++ b/livrables/lecons/2026-09-08_lecon-dzogchen_15_longchenpa-sept-tresors.docx
@@ -244,7 +244,7 @@
           <w:sz w:val="22"/>
           <w:szCs w:val="22"/>
         </w:rPr>
-        <w:t xml:space="preserve">David Germano (Université de Virginie), spécialiste de la littérature Nyingma, décrit son œuvre comme « généralement considérée comme l'expression définitive de la Grande Perfection, avec ses distinctions terminologiques précises, son champ d'application systématique, et son intégration avec la scolastique bouddhiste normative qui s'est imposée au Tibet aux XIIIe-XIVe siècles » (synthèse, non citation directe).</w:t>
+        <w:t xml:space="preserve">David Germano — tibétologue, professeur d'études tibétaines et bouddhiques à l'Université de Virginie, dont les recherches portent précisément sur le corpus de Longchenpa (voir Ressources) — décrit son œuvre comme « généralement considérée comme l'expression définitive de la Grande Perfection, avec ses distinctions terminologiques précises, son champ d'application systématique, et son intégration avec la scolastique bouddhiste normative qui s'est imposée au Tibet aux XIIIe-XIVe siècles ». C'est une traduction fidèle, vérifiée mot pour mot contre l'anglais de la page citée : « generally taken to be the definitive expression of the Great Perfection with its precise terminological distinctions, systematic scope, and integration with the normative Buddhist scholasticism that became dominant in Tibet during the thirteenth and fourteenth centuries ».</w:t>
       </w:r>
     </w:p>
     <w:p>
@@ -352,7 +352,7 @@
           <w:sz w:val="22"/>
           <w:szCs w:val="22"/>
         </w:rPr>
-        <w:t xml:space="preserve">Étudie également auprès du 3e Karmapa Rangjung Dorje — pont entre les écoles Nyingma et Kagyü.</w:t>
+        <w:t xml:space="preserve">Étudie également auprès du 3e Karmapa Rangjung Dorje (1284-1339), dont il reçoit les six yogas du Kālacakra et les six dharmas de Nāropa — un contact direct avec la transmission Kagyü.</w:t>
       </w:r>
     </w:p>
     <w:p>
@@ -375,7 +375,7 @@
           <w:sz w:val="22"/>
           <w:szCs w:val="22"/>
         </w:rPr>
-        <w:t xml:space="preserve">Exilé au Bhoutan vers 1350-1360, il y compose une grande partie de son œuvre et établit Tharpaling, son siège principal. Sa lignée y persiste.</w:t>
+        <w:t xml:space="preserve">Exilé au Bhoutan, à Bumthang, il y compose une grande partie de son œuvre et établit Tharpaling, son siège principal, où il demeure dix ans avant de rentrer au Tibet. Sa lignée y persiste.</w:t>
       </w:r>
     </w:p>
     <w:p>
@@ -394,7 +394,7 @@
           <w:sz w:val="22"/>
           <w:szCs w:val="22"/>
         </w:rPr>
-        <w:t xml:space="preserve">Selon Tulku Thondup, il a composé plus de 270 œuvres. Ses textes « eurent un impact immédiat et servirent de modèle explicite aux compositions Nyingma ultérieures » (Wikipedia/Longchenpa).</w:t>
+        <w:t xml:space="preserve">Selon Tulku Thondup, il a composé plus de 270 œuvres. Sur leur postérité, Wikipédia ne parle pas en son nom propre : elle cite Germano, pour qui l'œuvre de Longchenpa « eut un impact immédiat et, AU COURS DES SIÈCLES SUIVANTS, devait servir de modèle explicite à de nombreuses compositions Nyingma » (David Germano, cité par la page Wikipédia « Longchenpa » ; traduction de « had an immediate impact, and in subsequent centuries was to serve as the explicit model for many Nyingma compositions »).</w:t>
       </w:r>
     </w:p>
     <w:p>
@@ -1374,7 +1374,25 @@
           <w:sz w:val="22"/>
           <w:szCs w:val="22"/>
         </w:rPr>
-        <w:t xml:space="preserve"> (Light of Berotsana, 2024, trad. Lama Chonam et Sangye Khandro). Ces deux traductions sont les plus accessibles en Occident pour entrer dans l'œuvre directe de Longchenpa.</w:t>
+        <w:t xml:space="preserve"> (Light of Berotsana, 2024, trad. Lama Chonam et Sangye Khandro ; son autocommentaire y est intitulé A Treasury of Citations — « Trésor des Citations »). ⚠️ Cette dernière référence ne vient PAS de la fiche Buddha-Nature listée plus bas, qui répond 403 : elle a été relevée sur le catalogue de l'éditeur. Ces deux traductions sont parmi les plus accessibles en Occident pour entrer dans l'œuvre directe de Longchenpa.</w:t>
+      </w:r>
+    </w:p>
+    <w:p>
+      <w:pPr>
+        <w:spacing w:after="60" w:before="60"/>
+      </w:pPr>
+      <w:r>
+        <w:rPr>
+          <w:rFonts w:ascii="Times New Roman" w:cs="Times New Roman" w:eastAsia="Times New Roman" w:hAnsi="Times New Roman"/>
+          <w:b w:val="false"/>
+          <w:bCs w:val="false"/>
+          <w:i w:val="false"/>
+          <w:iCs w:val="false"/>
+          <w:color w:val="1F2937"/>
+          <w:sz w:val="22"/>
+          <w:szCs w:val="22"/>
+        </w:rPr>
+        <w:t xml:space="preserve">⚠️ Une discordance de dates, à connaître avant de citer Longchenpa ailleurs : la fiche éditeur de Penguin Random House, pourtant ouverte et vérifiée pour cette leçon, écrit « Longchen Rabjam (1308-1363) », là où la page Wikipédia citée donne 1308-1364. Les deux dates circulent. Cette leçon retient 1364, la plus répandue, sans prétendre trancher.</w:t>
       </w:r>
     </w:p>
     <w:p>
@@ -1790,7 +1808,7 @@
           <w:sz w:val="22"/>
           <w:szCs w:val="22"/>
         </w:rPr>
-        <w:t xml:space="preserve">Ne poursuis aucune pensée, ne la rejette pas non plus. Reste comme un ciel vaste : les nuages passent, le ciel ne bougent pas.</w:t>
+        <w:t xml:space="preserve">Ne poursuis aucune pensée, ne la rejette pas non plus. Reste comme un ciel vaste : les nuages passent, le ciel ne bouge pas.</w:t>
       </w:r>
     </w:p>
     <w:p>
@@ -2352,7 +2370,7 @@
           <w:sz w:val="22"/>
           <w:szCs w:val="22"/>
         </w:rPr>
-        <w:t xml:space="preserve">Deuxième volet du Challenge : choisit l'un des Sept Trésors qui t'attire le plus. Formule en 5 lignes pourquoi — qu'est-ce qui t'attire dans ce thème ? Qu'espères-tu y trouver ? Quelle question du parcours ce texte pourrait-il répondre pour toi ?</w:t>
+        <w:t xml:space="preserve">Deuxième volet du Challenge : choisis l'un des Sept Trésors qui t'attire le plus. Formule en 5 lignes pourquoi — qu'est-ce qui t'attire dans ce thème ? Qu'espères-tu y trouver ? Quelle question du parcours ce texte pourrait-il répondre pour toi ?</w:t>
       </w:r>
     </w:p>
     <w:p>
@@ -2559,6 +2577,28 @@
         </w:numPr>
         <w:spacing w:after="100"/>
       </w:pPr>
+      <w:hyperlink w:history="1" r:id="rIddavidgermanowikipedia">
+        <w:r>
+          <w:rPr>
+            <w:rFonts w:ascii="Times New Roman" w:cs="Times New Roman" w:eastAsia="Times New Roman" w:hAnsi="Times New Roman"/>
+            <w:color w:val="1155CC"/>
+            <w:sz w:val="22"/>
+            <w:szCs w:val="22"/>
+            <w:u w:val="single"/>
+          </w:rPr>
+          <w:t xml:space="preserve">Wikipedia — David Germano, tibétologue (200 ✓) — source des titres cités plus haut</w:t>
+        </w:r>
+      </w:hyperlink>
+    </w:p>
+    <w:p>
+      <w:pPr>
+        <w:pStyle w:val="ListParagraph"/>
+        <w:numPr>
+          <w:ilvl w:val="0"/>
+          <w:numId w:val="1"/>
+        </w:numPr>
+        <w:spacing w:after="100"/>
+      </w:pPr>
       <w:hyperlink w:history="1" r:id="rIdo75ac-e5h6n-efattl1rf">
         <w:r>
           <w:rPr>
@@ -2797,6 +2837,302 @@
           <w:szCs w:val="22"/>
         </w:rPr>
         <w:t xml:space="preserve">Jigme Lingpa (1730-1798) reçoit dans un songe visionnaire la transmission de Longchenpa lui-même — cinq siècles après la mort de ce dernier. Il en tire le Longchen Nyingtik, « l'Essence intérieure de la Vaste Étendue », qui devient la collection Nyingma la plus pratiquée en Occident. La leçon explorera le mécanisme de la révélation des termas et la relation entre Jigme Lingpa et Longchenpa comme exemple de transmission à travers le temps.</w:t>
+      </w:r>
+    </w:p>
+    <w:p>
+      <w:pPr>
+        <w:spacing w:after="40" w:before="40"/>
+      </w:pPr>
+      <w:r>
+        <w:t xml:space="preserve"/>
+      </w:r>
+    </w:p>
+    <w:p>
+      <w:pPr>
+        <w:spacing w:after="60" w:before="120"/>
+      </w:pPr>
+      <w:r>
+        <w:rPr>
+          <w:rFonts w:ascii="Times New Roman" w:cs="Times New Roman" w:eastAsia="Times New Roman" w:hAnsi="Times New Roman"/>
+          <w:b/>
+          <w:bCs/>
+          <w:i w:val="false"/>
+          <w:iCs w:val="false"/>
+          <w:color w:val="1F2937"/>
+          <w:sz w:val="26"/>
+          <w:szCs w:val="26"/>
+        </w:rPr>
+        <w:t xml:space="preserve">📝 Journal des corrections — 8 septembre 2026</w:t>
+      </w:r>
+    </w:p>
+    <w:p>
+      <w:pPr>
+        <w:spacing w:after="60" w:before="60"/>
+      </w:pPr>
+      <w:r>
+        <w:rPr>
+          <w:rFonts w:ascii="Times New Roman" w:cs="Times New Roman" w:eastAsia="Times New Roman" w:hAnsi="Times New Roman"/>
+          <w:b w:val="false"/>
+          <w:bCs w:val="false"/>
+          <w:i w:val="false"/>
+          <w:iCs w:val="false"/>
+          <w:color w:val="1F2937"/>
+          <w:sz w:val="22"/>
+          <w:szCs w:val="22"/>
+        </w:rPr>
+        <w:t xml:space="preserve">Leçon produite le 08/09/2026 à 8h03 par le job automatique, relue le jour même : 8/8 URL retestées, tableau des Sept Trésors repris ligne à ligne contre la source, biographie vérifiée date par date. Le tableau des Mdzod bdun est EXACT et COMPLET — sept entrées, dans l'ordre de la source, Wylie et thèmes justes — et la biographie l'est aussi : 1308-1364, Samye 1320, Sangpu Neutok à partir de 1327 pour six ans, Kumaradza 1266-1343, Bumthang, Tharpaling, « plus de 270 œuvres selon Tulku Thondup ». Les corrections ci-dessous portent toutes sur l'ATTRIBUTION, jamais sur les faits.</w:t>
+      </w:r>
+    </w:p>
+    <w:p>
+      <w:pPr>
+        <w:spacing w:after="60" w:before="120"/>
+      </w:pPr>
+      <w:r>
+        <w:rPr>
+          <w:rFonts w:ascii="Times New Roman" w:cs="Times New Roman" w:eastAsia="Times New Roman" w:hAnsi="Times New Roman"/>
+          <w:b/>
+          <w:bCs/>
+          <w:i w:val="false"/>
+          <w:iCs w:val="false"/>
+          <w:color w:val="1F2937"/>
+          <w:sz w:val="22"/>
+          <w:szCs w:val="22"/>
+        </w:rPr>
+        <w:t xml:space="preserve">① Une citation attribuée à Wikipédia, que Wikipédia attribue à Germano.</w:t>
+      </w:r>
+    </w:p>
+    <w:p>
+      <w:pPr>
+        <w:spacing w:after="60" w:before="60"/>
+      </w:pPr>
+      <w:r>
+        <w:rPr>
+          <w:rFonts w:ascii="Times New Roman" w:cs="Times New Roman" w:eastAsia="Times New Roman" w:hAnsi="Times New Roman"/>
+          <w:b w:val="false"/>
+          <w:bCs w:val="false"/>
+          <w:i w:val="false"/>
+          <w:iCs w:val="false"/>
+          <w:color w:val="1F2937"/>
+          <w:sz w:val="22"/>
+          <w:szCs w:val="22"/>
+        </w:rPr>
+        <w:t xml:space="preserve">La leçon écrivait : « Ses textes “eurent un impact immédiat et servirent de modèle explicite aux compositions Nyingma ultérieures” (Wikipedia/Longchenpa). » La page dit en réalité : « According to Germano, Longchenpa's work: had an immediate impact, and in subsequent centuries was to serve as the explicit model for many Nyingma compositions. » Deux écarts. D'abord l'attribution : la formule est de Germano, que Wikipédia cite — et que la leçon citait déjà nommément trois paragraphes plus haut. Ensuite « in subsequent centuries », tombé au passage : la leçon plaçait l'impact immédiat et le rôle de modèle dans le même temps, là où la source les sépare. Les deux sont rétablis, avec l'anglais en regard.</w:t>
+      </w:r>
+    </w:p>
+    <w:p>
+      <w:pPr>
+        <w:spacing w:after="60" w:before="120"/>
+      </w:pPr>
+      <w:r>
+        <w:rPr>
+          <w:rFonts w:ascii="Times New Roman" w:cs="Times New Roman" w:eastAsia="Times New Roman" w:hAnsi="Times New Roman"/>
+          <w:b/>
+          <w:bCs/>
+          <w:i w:val="false"/>
+          <w:iCs w:val="false"/>
+          <w:color w:val="1F2937"/>
+          <w:sz w:val="22"/>
+          <w:szCs w:val="22"/>
+        </w:rPr>
+        <w:t xml:space="preserve">② Une mention « synthèse » qui sous-estimait la fidélité du texte.</w:t>
+      </w:r>
+    </w:p>
+    <w:p>
+      <w:pPr>
+        <w:spacing w:after="60" w:before="60"/>
+      </w:pPr>
+      <w:r>
+        <w:rPr>
+          <w:rFonts w:ascii="Times New Roman" w:cs="Times New Roman" w:eastAsia="Times New Roman" w:hAnsi="Times New Roman"/>
+          <w:b w:val="false"/>
+          <w:bCs w:val="false"/>
+          <w:i w:val="false"/>
+          <w:iCs w:val="false"/>
+          <w:color w:val="1F2937"/>
+          <w:sz w:val="22"/>
+          <w:szCs w:val="22"/>
+        </w:rPr>
+        <w:t xml:space="preserve">Le passage sur Germano portait « (synthèse, non citation directe) ». Vérification faite, c'en est une traduction fidèle, quasiment mot pour mot. La prudence allait ici dans le bon sens — mieux vaut sous-revendiquer que sur-revendiquer — mais elle privait le lecteur d'une citation qu'il peut retrouver. L'anglais est désormais donné en regard. Par ailleurs, « Université de Virginie » et « spécialiste de la littérature Nyingma » ne figuraient sur aucune des pages citées : les deux sont exacts (professeur d'études tibétaines et bouddhiques à l'Université de Virginie, travaux portant précisément sur le corpus de Longchenpa), et la page qui les atteste est ajoutée en ressource plutôt que d'être supprimée.</w:t>
+      </w:r>
+    </w:p>
+    <w:p>
+      <w:pPr>
+        <w:spacing w:after="60" w:before="120"/>
+      </w:pPr>
+      <w:r>
+        <w:rPr>
+          <w:rFonts w:ascii="Times New Roman" w:cs="Times New Roman" w:eastAsia="Times New Roman" w:hAnsi="Times New Roman"/>
+          <w:b/>
+          <w:bCs/>
+          <w:i w:val="false"/>
+          <w:iCs w:val="false"/>
+          <w:color w:val="1F2937"/>
+          <w:sz w:val="22"/>
+          <w:szCs w:val="22"/>
+        </w:rPr>
+        <w:t xml:space="preserve">③ Deux affirmations sans appui dans les sources ouvertes.</w:t>
+      </w:r>
+    </w:p>
+    <w:p>
+      <w:pPr>
+        <w:spacing w:after="60" w:before="60"/>
+      </w:pPr>
+      <w:r>
+        <w:rPr>
+          <w:rFonts w:ascii="Times New Roman" w:cs="Times New Roman" w:eastAsia="Times New Roman" w:hAnsi="Times New Roman"/>
+          <w:b w:val="false"/>
+          <w:bCs w:val="false"/>
+          <w:i w:val="false"/>
+          <w:iCs w:val="false"/>
+          <w:color w:val="1F2937"/>
+          <w:sz w:val="22"/>
+          <w:szCs w:val="22"/>
+        </w:rPr>
+        <w:t xml:space="preserve">(a) Le 3e Karmapa Rangjung Dorje était présenté comme « pont entre les écoles Nyingma et Kagyü ». La source ne dit pas cela : elle dit ce que Longchenpa reçut de lui — les six yogas du Kālacakra et les six dharmas de Nāropa. C'est plus précis et plus utile ; la formule est remplacée par le fait. (b) « Exilé au Bhoutan vers 1350-1360 » : aucune date d'exil dans la source, qui indique seulement qu'il vécut dix ans à Tharpaling avant de rentrer au Tibet. La fourchette est retirée, la durée mise à sa place.</w:t>
+      </w:r>
+    </w:p>
+    <w:p>
+      <w:pPr>
+        <w:spacing w:after="60" w:before="120"/>
+      </w:pPr>
+      <w:r>
+        <w:rPr>
+          <w:rFonts w:ascii="Times New Roman" w:cs="Times New Roman" w:eastAsia="Times New Roman" w:hAnsi="Times New Roman"/>
+          <w:b/>
+          <w:bCs/>
+          <w:i w:val="false"/>
+          <w:iCs w:val="false"/>
+          <w:color w:val="1F2937"/>
+          <w:sz w:val="22"/>
+          <w:szCs w:val="22"/>
+        </w:rPr>
+        <w:t xml:space="preserve">④ Une référence tirée d'une page déclarée inaccessible.</w:t>
+      </w:r>
+    </w:p>
+    <w:p>
+      <w:pPr>
+        <w:spacing w:after="60" w:before="60"/>
+      </w:pPr>
+      <w:r>
+        <w:rPr>
+          <w:rFonts w:ascii="Times New Roman" w:cs="Times New Roman" w:eastAsia="Times New Roman" w:hAnsi="Times New Roman"/>
+          <w:b w:val="false"/>
+          <w:bCs w:val="false"/>
+          <w:i w:val="false"/>
+          <w:iCs w:val="false"/>
+          <w:color w:val="1F2937"/>
+          <w:sz w:val="22"/>
+          <w:szCs w:val="22"/>
+        </w:rPr>
+        <w:t xml:space="preserve">La leçon donnait « Jewel Treasure of the Dharmadhatu (Light of Berotsana, 2024, trad. Lama Chonam et Sangye Khandro) » — or la seule source citée pour cet ouvrage est la fiche Buddha-Nature, que la leçon range elle-même parmi les pages en 403. Elle décrivait donc, dans le même document, une page qu'elle disait n'avoir pas pu ouvrir. Les éléments sont exacts, retrouvés sur le catalogue de l'éditeur — d'où ils viennent est maintenant écrit noir sur blanc, et l'intitulé de l'autocommentaire, A Treasury of Citations, est ajouté. Au passage, « les plus accessibles » devient « parmi les plus accessibles » : le superlatif portait sur un ensemble que la leçon n'a pas recensé.</w:t>
+      </w:r>
+    </w:p>
+    <w:p>
+      <w:pPr>
+        <w:spacing w:after="60" w:before="120"/>
+      </w:pPr>
+      <w:r>
+        <w:rPr>
+          <w:rFonts w:ascii="Times New Roman" w:cs="Times New Roman" w:eastAsia="Times New Roman" w:hAnsi="Times New Roman"/>
+          <w:b/>
+          <w:bCs/>
+          <w:i w:val="false"/>
+          <w:iCs w:val="false"/>
+          <w:color w:val="1F2937"/>
+          <w:sz w:val="22"/>
+          <w:szCs w:val="22"/>
+        </w:rPr>
+        <w:t xml:space="preserve">⑤ Une discordance de dates entre deux sources ouvertes le même jour.</w:t>
+      </w:r>
+    </w:p>
+    <w:p>
+      <w:pPr>
+        <w:spacing w:after="60" w:before="60"/>
+      </w:pPr>
+      <w:r>
+        <w:rPr>
+          <w:rFonts w:ascii="Times New Roman" w:cs="Times New Roman" w:eastAsia="Times New Roman" w:hAnsi="Times New Roman"/>
+          <w:b w:val="false"/>
+          <w:bCs w:val="false"/>
+          <w:i w:val="false"/>
+          <w:iCs w:val="false"/>
+          <w:color w:val="1F2937"/>
+          <w:sz w:val="22"/>
+          <w:szCs w:val="22"/>
+        </w:rPr>
+        <w:t xml:space="preserve">La fiche éditeur de Penguin Random House, citée en ressource vérifiée ✓, écrit « Longchen Rabjam (1308-1363) ». La page Wikipédia, également citée, donne 1308-1364, que la leçon retient. Un an d'écart entre deux sources du même document, sans que rien ne le signale. La leçon porte désormais la mention de l'écart. Elle ne le tranche pas : les deux dates circulent, et rien dans les sources ouvertes ici ne permet de départager.</w:t>
+      </w:r>
+    </w:p>
+    <w:p>
+      <w:pPr>
+        <w:spacing w:after="60" w:before="120"/>
+      </w:pPr>
+      <w:r>
+        <w:rPr>
+          <w:rFonts w:ascii="Times New Roman" w:cs="Times New Roman" w:eastAsia="Times New Roman" w:hAnsi="Times New Roman"/>
+          <w:b/>
+          <w:bCs/>
+          <w:i w:val="false"/>
+          <w:iCs w:val="false"/>
+          <w:color w:val="1F2937"/>
+          <w:sz w:val="22"/>
+          <w:szCs w:val="22"/>
+        </w:rPr>
+        <w:t xml:space="preserve">⑥ Deux fautes de langue.</w:t>
+      </w:r>
+    </w:p>
+    <w:p>
+      <w:pPr>
+        <w:spacing w:after="60" w:before="60"/>
+      </w:pPr>
+      <w:r>
+        <w:rPr>
+          <w:rFonts w:ascii="Times New Roman" w:cs="Times New Roman" w:eastAsia="Times New Roman" w:hAnsi="Times New Roman"/>
+          <w:b w:val="false"/>
+          <w:bCs w:val="false"/>
+          <w:i w:val="false"/>
+          <w:iCs w:val="false"/>
+          <w:color w:val="1F2937"/>
+          <w:sz w:val="22"/>
+          <w:szCs w:val="22"/>
+        </w:rPr>
+        <w:t xml:space="preserve">« Le ciel ne bougent pas » (exercice 3) et « choisit l'un des Sept Trésors » (Challenge, où l'impératif était attendu).</w:t>
+      </w:r>
+    </w:p>
+    <w:p>
+      <w:pPr>
+        <w:spacing w:after="60" w:before="120"/>
+      </w:pPr>
+      <w:r>
+        <w:rPr>
+          <w:rFonts w:ascii="Times New Roman" w:cs="Times New Roman" w:eastAsia="Times New Roman" w:hAnsi="Times New Roman"/>
+          <w:b/>
+          <w:bCs/>
+          <w:i w:val="false"/>
+          <w:iCs w:val="false"/>
+          <w:color w:val="1F2937"/>
+          <w:sz w:val="22"/>
+          <w:szCs w:val="22"/>
+        </w:rPr>
+        <w:t xml:space="preserve">Ce que cette relecture apprend au parcours.</w:t>
+      </w:r>
+    </w:p>
+    <w:p>
+      <w:pPr>
+        <w:spacing w:after="60" w:before="60"/>
+      </w:pPr>
+      <w:r>
+        <w:rPr>
+          <w:rFonts w:ascii="Times New Roman" w:cs="Times New Roman" w:eastAsia="Times New Roman" w:hAnsi="Times New Roman"/>
+          <w:b w:val="false"/>
+          <w:bCs w:val="false"/>
+          <w:i w:val="false"/>
+          <w:iCs w:val="false"/>
+          <w:color w:val="1F2937"/>
+          <w:sz w:val="22"/>
+          <w:szCs w:val="22"/>
+        </w:rPr>
+        <w:t xml:space="preserve">Le tableau des Sept Trésors est repris intégralement et dans l'ordre, alors que `dzogchen-lecon` ne porte aucune règle sur les tableaux — celle-ci, l'A3 bis, a été écrite hier pour un autre parcours après un tableau amputé. Ce parcours a fait spontanément ce qu'il a fallu imposer ailleurs. Ce qui a cédé, en revanche, c'est le lien entre une phrase et son auteur : citer une encyclopédie pour une phrase qu'elle attribue explicitement à un chercheur, et décrire un livre d'après une page qu'on déclare fermée. Vérifier qu'une citation est exacte ne suffit pas : il faut vérifier DE QUI elle est.</w:t>
       </w:r>
     </w:p>
     <w:sectPr>
